--- a/public/rapport_coalition_philippe_2027.docx
+++ b/public/rapport_coalition_philippe_2027.docx
@@ -1731,7 +1731,7 @@
           <w:sz w:val="22"/>
           <w:szCs w:val="22"/>
         </w:rPr>
-        <w:t xml:space="preserve">CNews / Le Figaro — Darmanin et le « sentiment prérévolutionnaire électoral » (28 mars 2026)</w:t>
+        <w:t xml:space="preserve">CNews (Vivendi/Bolloré, droite dure) / Le Figaro (Dassault, centre-droit) — Darmanin et le « sentiment prérévolutionnaire électoral » (28 mars 2026)</w:t>
       </w:r>
     </w:p>
     <w:p>
